--- a/docs/entregables/guia-instalacion-uso-adaceen.docx
+++ b/docs/entregables/guia-instalacion-uso-adaceen.docx
@@ -16,7 +16,7 @@
         <w:pStyle w:val="FirstParagraph"/>
       </w:pPr>
       <w:r>
-        <w:t xml:space="preserve">Manual breve para estudiantes y docentes del piloto (Jira A16.8, ADACEEN-150). Describe la extensión de navegador 0.7.11 (2026-09-25), la extensión de VS Code 0.0.31 y el backend con la página de inicio</w:t>
+        <w:t xml:space="preserve">Manual breve para estudiantes y docentes del piloto (Jira A16.8, ADACEEN-150). Describe la extensión de navegador 0.7.12 (2026-09-25), la extensión de VS Code 0.0.32 y el backend con la página de inicio</w:t>
       </w:r>
       <w:r>
         <w:t xml:space="preserve"> </w:t>
@@ -527,7 +527,10 @@
               <w:t xml:space="preserve">github.com</w:t>
             </w:r>
             <w:r>
-              <w:t xml:space="preserve">, pulsa el icono de ADACEEN y luego «Empezar». Entra con «Continuar con Google» o con «Correo», «Contrasena» y «Entrar». La primera vez pulsa «Aceptar y continuar».</w:t>
+              <w:t xml:space="preserve"> </w:t>
+            </w:r>
+            <w:r>
+              <w:t xml:space="preserve">y pulsa el icono de ADACEEN: el overlay abre directamente «Inicia sesion». Entra con «Continuar con Google» o con «Correo», «Contrasena» y «Entrar». La primera vez pulsa «Aceptar y continuar» (se pide una sola vez por cuenta, en cualquier navegador).</w:t>
             </w:r>
           </w:p>
         </w:tc>
@@ -562,7 +565,7 @@
               <w:pStyle w:val="Compact"/>
             </w:pPr>
             <w:r>
-              <w:t xml:space="preserve">En «Preparar repositorio», la acción recomendada es «Conectar GitHub»: púlsala y autoriza a ADACEEN en la página de GitHub que se abre. Esa misma ventana se queda esperando con «ADACEEN esta preparando tu editor».</w:t>
+              <w:t xml:space="preserve">En «Preparar tu editor», la acción recomendada es «Conectar GitHub»: púlsala y autoriza a ADACEEN en la página de GitHub que se abre. Esa misma ventana se queda esperando con «ADACEEN esta preparando tu editor».</w:t>
             </w:r>
           </w:p>
         </w:tc>
@@ -886,7 +889,7 @@
         </w:numPr>
       </w:pPr>
       <w:r>
-        <w:t xml:space="preserve">Pulsa «Abrir en VS Code de este equipo» (tarjeta «Tu repositorio» de «Preparar repositorio», o botón secundario de «Accion recomendada»). No hace falta «Conectar GitHub».</w:t>
+        <w:t xml:space="preserve">Pulsa «Abrir en VS Code de este equipo» (tarjeta «Tu repositorio» de «Preparar tu editor», o botón de «Accion recomendada»: ADACEEN recuerda tu última elección y, al volver otro día, es el botón principal). No hace falta «Conectar GitHub».</w:t>
       </w:r>
     </w:p>
     <w:p>
@@ -1405,7 +1408,7 @@
         </w:numPr>
       </w:pPr>
       <w:r>
-        <w:t xml:space="preserve">Pulsa el icono de ADACEEN. Aparece el overlay con «ADACEEN listo»; pulsa «Empezar».</w:t>
+        <w:t xml:space="preserve">Pulsa el icono de ADACEEN. Sin sesión, el overlay abre directamente «Inicia sesion»; con la sesión abierta entra al panel sin más clics (mientras confirma la sesión, el botón dice «Preparando...»). Si tu sesión venció o cerraste sesión en otro equipo, verás «La sesion ya no es valida. Inicia sesion nuevamente.».</w:t>
       </w:r>
     </w:p>
     <w:p>
@@ -1429,7 +1432,7 @@
         </w:numPr>
       </w:pPr>
       <w:r>
-        <w:t xml:space="preserve">La primera vez aparece «Acepta la politica de privacidad»: léela y pulsa «Aceptar y continuar».</w:t>
+        <w:t xml:space="preserve">La primera vez aparece «Acepta la politica de privacidad»: léela y pulsa «Aceptar y continuar». La aceptación queda guardada en el servidor con tu cuenta: otro navegador u otro equipo ya no la pide (solo vuelve si la política cambia de versión). Mientras el aviso está abierto, el tutor no lee la página.</w:t>
       </w:r>
     </w:p>
     <w:p>
@@ -1449,7 +1452,7 @@
         <w:pStyle w:val="FirstParagraph"/>
       </w:pPr>
       <w:r>
-        <w:t xml:space="preserve">Para cerrar la sesión pulsa «Salir» (encabezado del overlay) o «Cerrar sesion» (Configuración). Salir también desconecta VS Code de tu cuenta (5.3).</w:t>
+        <w:t xml:space="preserve">Para cerrar la sesión pulsa «Salir», en el encabezado del overlay (es el único botón para cerrar sesión; sigue visible con Configuración abierta). Salir también desconecta VS Code de tu cuenta (5.3).</w:t>
       </w:r>
     </w:p>
     <w:bookmarkEnd w:id="13"/>
@@ -1551,7 +1554,7 @@
         </w:numPr>
       </w:pPr>
       <w:r>
-        <w:t xml:space="preserve">En el editor, «Explorar repo» lee los archivos del proyecto para dar más contexto (pide permiso la primera vez, ver 5.1). En Campus el botón es «Analizar Campus»: abre un curso y pulsa antes «Verificar acceso»; «Sincronizar agenda» guarda las fechas de las actividades en tu Google Calendar (solo Chrome).</w:t>
+        <w:t xml:space="preserve">En el editor, «Explorar repo» y «OCR visual» leen el proyecto y la pantalla para dar más contexto (pide permiso la primera vez, ver 5.1); fuera del editor no aparecen. En Campus, al entrar en un curso ADACEEN verifica solo tu acceso y la bitácora, y la acción recomendada es una sola: «Analizar Campus» y, después, «Sincronizar agenda», que guarda las fechas de las actividades en tu Google Calendar (solo Chrome). «Verificar acceso» solo aparece si esa verificación falla o falta la bitácora.</w:t>
       </w:r>
     </w:p>
     <w:p>
@@ -1701,7 +1704,7 @@
         <w:t xml:space="preserve"> </w:t>
       </w:r>
       <w:r>
-        <w:t xml:space="preserve">con el overlay abierto y la sesión iniciada. «Preparar repositorio» muestra una sola tarjeta, «Tu repositorio», con el repositorio de la página (si no lo detecta, escribe</w:t>
+        <w:t xml:space="preserve">con el overlay abierto y la sesión iniciada. «Preparar tu editor» (etiqueta «Primera vez») muestra una sola tarjeta, «Tu repositorio», con el repositorio de la página (si no lo detecta, escribe</w:t>
       </w:r>
       <w:r>
         <w:t xml:space="preserve"> </w:t>
@@ -1716,7 +1719,7 @@
         <w:t xml:space="preserve"> </w:t>
       </w:r>
       <w:r>
-        <w:t xml:space="preserve">o pulsa «Autodetectar»). Con el túnel no se usa la GitHub App ni se crean ramas ni PR: la fila «GitHub App» del contexto dice «No requerida».</w:t>
+        <w:t xml:space="preserve">o pulsa «Autodetectar repositorio» en «Accion recomendada»). Con el túnel no se usa la GitHub App ni se crean ramas ni PR: el contexto muestra solo las filas «ADACEEN», «GitHub OAuth» y «Editor», y Configuración no tiene ajustes de la GitHub App.</w:t>
       </w:r>
     </w:p>
     <w:p>
@@ -1915,7 +1918,7 @@
         </w:numPr>
       </w:pPr>
       <w:r>
-        <w:t xml:space="preserve">Solo se clonan repositorios públicos, y hay un proyecto por estudiante. Para cambiar de repositorio pídeselo a tu docente: el botón «Rehacer PR devcontainer» de Configuración solo se habilita con la GitHub App instalada en el repositorio.</w:t>
+        <w:t xml:space="preserve">Solo se clonan repositorios públicos, y hay un proyecto por estudiante. Para cambiar de repositorio pídeselo a tu docente.</w:t>
       </w:r>
     </w:p>
     <w:p>
@@ -1951,7 +1954,7 @@
         </w:numPr>
       </w:pPr>
       <w:r>
-        <w:t xml:space="preserve">Si tu docente indica que el piloto usa Codespaces en vez del túnel, «Preparar repositorio» tiene tres pasos (GitHub App, PR y Codespace); el resto de la guía aplica igual.</w:t>
+        <w:t xml:space="preserve">Si tu docente indica que el piloto usa Codespaces en vez del túnel, la vista se llama «Preparar repositorio» y también va de un botón a la vez en «Accion recomendada»: «Autorizar GitHub App» abre la instalación en otra pestaña (al terminar puedes cerrarla: ADACEEN la detecta sola, mientras dice «Esperando la GitHub App»), y luego «Conectar GitHub» crea el PR y el Codespace y lo abre en esa misma ventana. Si tu cuenta ya estaba conectada, el botón es «Preparar entorno ADACEEN». El resto de la guía aplica igual.</w:t>
       </w:r>
     </w:p>
     <w:bookmarkEnd w:id="15"/>
@@ -2052,7 +2055,7 @@
         <w:t xml:space="preserve"> </w:t>
       </w:r>
       <w:r>
-        <w:t xml:space="preserve">» y, si puedes aplicar el cambio, «Aceptar ayuda: &lt;acción&gt;», donde la acción es «Insertar», «Modificar» o «Eliminar».</w:t>
+        <w:t xml:space="preserve">» y, si puedes aplicar el cambio, «Aceptar ayuda: &lt;acción&gt;», donde la acción es «Insertar», «Modificar» o «Eliminar». Mientras la ventana flotante está abierta en ese archivo, «Aceptar ayuda» y la pista en línea no se repiten (las acciones están en la ventana); si la cierras con la «×», esa sugerencia no se vuelve a ofrecer hasta que llegue otra.</w:t>
       </w:r>
     </w:p>
     <w:p>
@@ -2124,7 +2127,7 @@
         <w:t xml:space="preserve"> </w:t>
       </w:r>
       <w:r>
-        <w:t xml:space="preserve">también muestra el resumen del archivo y la sugerencia de línea; si eliges ahí una opción de reemplazo, VS Code la aplica con las mismas reglas.</w:t>
+        <w:t xml:space="preserve">también muestra el resumen del archivo y la sugerencia de línea; si eliges ahí una opción de reemplazo, VS Code la aplica en unos segundos con las mismas reglas (tu clic en el overlay cuenta como confirmación). Solo pregunta «Aplicar reemplazo» u «Omitir» si el código que elegiste ya no está donde lo viste, si el cambio es grande o si el pedido esperó más de 10 minutos (VS Code estaba cerrado).</w:t>
       </w:r>
     </w:p>
     <w:p>
@@ -2156,7 +2159,7 @@
         </w:numPr>
       </w:pPr>
       <w:r>
-        <w:t xml:space="preserve">ADACEEN pregunta al servidor si tu docente lo permite. Si pide confirmación verás «ADACEEN: ¿Aplicar el cambio del tutor …?», con el nombre del archivo y el número de líneas: pulsa «Aplicar», o cierra para cancelar.</w:t>
+        <w:t xml:space="preserve">ADACEEN pregunta al servidor si tu docente lo permite. Tu clic es la confirmación: un cambio de hasta 5 líneas que no borra código se aplica sin otra pregunta. Si tu docente pide confirmar y el cambio es más largo o borra código (o lo aplicó ADACEEN solo), verás «ADACEEN: ¿Aplicar el cambio del tutor …?», con el nombre del archivo y el número de líneas: pulsa «Aplicar», o cierra para cancelar.</w:t>
       </w:r>
     </w:p>
     <w:p>
@@ -2288,7 +2291,7 @@
         </w:numPr>
       </w:pPr>
       <w:r>
-        <w:t xml:space="preserve">En el navegador donde preparaste el editor, abre tu repositorio en</w:t>
+        <w:t xml:space="preserve">Abre tu repositorio en</w:t>
       </w:r>
       <w:r>
         <w:t xml:space="preserve"> </w:t>
@@ -2303,7 +2306,7 @@
         <w:t xml:space="preserve"> </w:t>
       </w:r>
       <w:r>
-        <w:t xml:space="preserve">(o cualquier página que no sea Campus ni el editor) y pulsa el icono de ADACEEN. Si tu sesión sigue abierta, el overlay entra directo, sin «Empezar», y ofrece «Abrir mi editor». En otro navegador o equipo, entra (1.2) y pulsa «Preparar mi editor»: tu editor ya existe, así que se abre sin pedir otra vez el código de GitHub.</w:t>
+        <w:t xml:space="preserve">(o cualquier página que no sea Campus ni el editor) y pulsa el icono de ADACEEN. Si tu sesión sigue abierta, el overlay entra directo y ofrece «Abrir mi editor». En otro navegador o equipo, entra (1.2): no se vuelve a pedir la privacidad y, como tu editor ya existe en el servidor, el overlay ofrece también «Abrir mi editor» en vez del tour; se abre sin pedir otra vez el código de GitHub.</w:t>
       </w:r>
     </w:p>
     <w:p>
@@ -2358,7 +2361,7 @@
         <w:pStyle w:val="BodyText"/>
       </w:pPr>
       <w:r>
-        <w:t xml:space="preserve">Con VS Code instalado (Mac): entra en el overlay y pulsa otra vez «Abrir en VS Code de este equipo». Si el repositorio ya está en ese equipo, VS Code abre esa carpeta (no vuelve a clonar) y queda conectado con tu cuenta. Si otra persona usó ese VS Code, el aviso «ADACEEN: VS Code quedó conectado como</w:t>
+        <w:t xml:space="preserve">Con VS Code instalado (Mac): entra en el overlay y pulsa otra vez «Abrir en VS Code de este equipo», que ahora es el botón principal de «Accion recomendada» (ADACEEN recuerda que la última vez elegiste VS Code de este equipo). Si el repositorio ya está en ese equipo, VS Code abre esa carpeta (no vuelve a clonar) y queda conectado con tu cuenta. Si otra persona usó ese VS Code, el aviso «ADACEEN: VS Code quedó conectado como</w:t>
       </w:r>
       <w:r>
         <w:t xml:space="preserve"> </w:t>
@@ -2525,7 +2528,7 @@
               <w:pStyle w:val="Compact"/>
             </w:pPr>
             <w:r>
-              <w:t xml:space="preserve">«Tengo un código del navegador»</w:t>
+              <w:t xml:space="preserve">«Tengo un código o sesión»</w:t>
             </w:r>
           </w:p>
         </w:tc>
@@ -2545,7 +2548,7 @@
               <w:t xml:space="preserve">XXXX-XXXX</w:t>
             </w:r>
             <w:r>
-              <w:t xml:space="preserve">). Se obtiene con «Copiar sesion», en el panel «Contexto de trabajo» del overlay sobre</w:t>
+              <w:t xml:space="preserve">); también acepta el ID de sesión de versiones anteriores. El código se obtiene con «Copiar codigo para VS Code», en el panel «Contexto de trabajo» del overlay sobre</w:t>
             </w:r>
             <w:r>
               <w:t xml:space="preserve"> </w:t>
@@ -2557,53 +2560,21 @@
               <w:t xml:space="preserve">vscode.dev</w:t>
             </w:r>
             <w:r>
-              <w:t xml:space="preserve">: sirve una sola vez y dura 10 minutos. En la Mac no hace falta: «Abrir en VS Code de este equipo» manda el código solo.</w:t>
-            </w:r>
-          </w:p>
-        </w:tc>
-        <w:tc>
-          <w:tcPr/>
-          <w:p>
-            <w:pPr>
-              <w:pStyle w:val="Compact"/>
-            </w:pPr>
-            <w:r>
-              <w:t xml:space="preserve">Cuentas de docente o administrador, o si GitHub no funciona.</w:t>
-            </w:r>
-          </w:p>
-        </w:tc>
-      </w:tr>
-      <w:tr>
-        <w:tc>
-          <w:tcPr/>
-          <w:p>
-            <w:pPr>
-              <w:pStyle w:val="Compact"/>
-            </w:pPr>
-            <w:r>
-              <w:t xml:space="preserve">«Pegar sesión»</w:t>
-            </w:r>
-          </w:p>
-        </w:tc>
-        <w:tc>
-          <w:tcPr/>
-          <w:p>
-            <w:pPr>
-              <w:pStyle w:val="Compact"/>
-            </w:pPr>
-            <w:r>
-              <w:t xml:space="preserve">Acepta el ID de sesión de versiones anteriores (o un código).</w:t>
-            </w:r>
-          </w:p>
-        </w:tc>
-        <w:tc>
-          <w:tcPr/>
-          <w:p>
-            <w:pPr>
-              <w:pStyle w:val="Compact"/>
-            </w:pPr>
-            <w:r>
-              <w:t xml:space="preserve">Solo si el backend todavía no tiene esta versión.</w:t>
+              <w:t xml:space="preserve"> </w:t>
+            </w:r>
+            <w:r>
+              <w:t xml:space="preserve">(el botón se oculta cuando VS Code ya está conectado): sirve una sola vez y dura 10 minutos. En la Mac no hace falta: «Abrir en VS Code de este equipo» manda el código solo.</w:t>
+            </w:r>
+          </w:p>
+        </w:tc>
+        <w:tc>
+          <w:tcPr/>
+          <w:p>
+            <w:pPr>
+              <w:pStyle w:val="Compact"/>
+            </w:pPr>
+            <w:r>
+              <w:t xml:space="preserve">Cuentas de docente o administrador, si GitHub no funciona o si el backend todavía no tiene esta versión.</w:t>
             </w:r>
           </w:p>
         </w:tc>
@@ -2634,7 +2605,7 @@
         <w:t xml:space="preserve"> </w:t>
       </w:r>
       <w:r>
-        <w:t xml:space="preserve">no se pueden conectar con «Con mi cuenta de GitHub»: el backend responde «Las cuentas de docente y administrador se vinculan con un codigo del navegador…». Usen «Tengo un código del navegador» o «Abrir en VS Code de este equipo».</w:t>
+        <w:t xml:space="preserve">no se pueden conectar con «Con mi cuenta de GitHub»: el backend responde «Las cuentas de docente y administrador se vinculan con un codigo del navegador…». Usen «Tengo un código o sesión» o «Abrir en VS Code de este equipo».</w:t>
       </w:r>
     </w:p>
     <w:p>
@@ -2658,7 +2629,7 @@
         </w:numPr>
       </w:pPr>
       <w:r>
-        <w:t xml:space="preserve">Cuando la sesión deja de valer (por ejemplo, cerraste sesión en el navegador) VS Code avisa una vez con el botón «Conectar».</w:t>
+        <w:t xml:space="preserve">Cuando la sesión deja de valer (por ejemplo, cerraste sesión en el navegador) VS Code avisa una vez con el botón «Conectar»; en el túnel también basta volver a pulsar «Abrir mi editor» en el navegador.</w:t>
       </w:r>
     </w:p>
     <w:p>
@@ -2670,22 +2641,7 @@
         </w:numPr>
       </w:pPr>
       <w:r>
-        <w:t xml:space="preserve">«ADACEEN: Configurar sesión compartida» sigue existiendo y acepta un código</w:t>
-      </w:r>
-      <w:r>
-        <w:t xml:space="preserve"> </w:t>
-      </w:r>
-      <w:r>
-        <w:rPr>
-          <w:rStyle w:val="VerbatimChar"/>
-        </w:rPr>
-        <w:t xml:space="preserve">XXXX-XXXX</w:t>
-      </w:r>
-      <w:r>
-        <w:t xml:space="preserve"> </w:t>
-      </w:r>
-      <w:r>
-        <w:t xml:space="preserve">o el ID de antes.</w:t>
+        <w:t xml:space="preserve">«ADACEEN: Configurar sesión compartida» sigue existiendo (por compatibilidad) y abre la misma caja que «Tengo un código o sesión».</w:t>
       </w:r>
     </w:p>
     <w:bookmarkEnd w:id="18"/>
@@ -4198,7 +4154,7 @@
               <w:pStyle w:val="Compact"/>
             </w:pPr>
             <w:r>
-              <w:t xml:space="preserve">«El editor no confirmo a tiempo» y «El codigo &lt;código&gt; no se autorizo a tiempo. Pulsa "Abrir mi editor" de nuevo para recibir otro.»</w:t>
+              <w:t xml:space="preserve">«El editor no confirmo a tiempo» y «El codigo &lt;código&gt; no se autorizo a tiempo. Pulsa "&lt;botón&gt;" de nuevo para recibir otro.»</w:t>
             </w:r>
           </w:p>
         </w:tc>
@@ -4220,7 +4176,7 @@
               <w:pStyle w:val="Compact"/>
             </w:pPr>
             <w:r>
-              <w:t xml:space="preserve">Pulsa «Abrir mi editor» y usa el código nuevo.</w:t>
+              <w:t xml:space="preserve">Pulsa el botón que nombra el aviso («Abrir mi editor», o «Preparar mi editor» si es la primera vez) y usa el código nuevo.</w:t>
             </w:r>
           </w:p>
         </w:tc>
@@ -4267,7 +4223,7 @@
               <w:pStyle w:val="Compact"/>
             </w:pPr>
             <w:r>
-              <w:t xml:space="preserve">Vuelve a la pestaña de ADACEEN y pulsa «Abrir mi editor».</w:t>
+              <w:t xml:space="preserve">Vuelve a la pestaña de ADACEEN y pulsa el botón que nombra el aviso («Abrir mi editor» o «Preparar mi editor»).</w:t>
             </w:r>
           </w:p>
         </w:tc>
@@ -4659,7 +4615,7 @@
               <w:pStyle w:val="Compact"/>
             </w:pPr>
             <w:r>
-              <w:t xml:space="preserve">Pide otro con «Copiar sesion» o con el botón del overlay. Si el aviso dice que VS Code usa el backend local de este equipo, ver la última fila.</w:t>
+              <w:t xml:space="preserve">Pide otro con «Copiar codigo para VS Code» o con el botón del overlay. Si el aviso dice que VS Code usa el backend local de este equipo, ver la última fila.</w:t>
             </w:r>
           </w:p>
         </w:tc>
@@ -4694,7 +4650,7 @@
               <w:pStyle w:val="Compact"/>
             </w:pPr>
             <w:r>
-              <w:t xml:space="preserve">«Tengo un código del navegador» (1.7).</w:t>
+              <w:t xml:space="preserve">«Tengo un código o sesión» (1.7).</w:t>
             </w:r>
           </w:p>
         </w:tc>
@@ -4729,7 +4685,7 @@
               <w:pStyle w:val="Compact"/>
             </w:pPr>
             <w:r>
-              <w:t xml:space="preserve">Pulsa «Conectar GitHub» en el overlay, o usa «Tengo un código del navegador».</w:t>
+              <w:t xml:space="preserve">Pulsa «Conectar GitHub» en el overlay, o usa «Tengo un código o sesión».</w:t>
             </w:r>
           </w:p>
         </w:tc>
@@ -4799,7 +4755,7 @@
               <w:pStyle w:val="Compact"/>
             </w:pPr>
             <w:r>
-              <w:t xml:space="preserve">«Pegar sesión» con el ID que copia el navegador, y avisa al docente.</w:t>
+              <w:t xml:space="preserve">«Tengo un código o sesión» con el ID de sesión que copia el navegador, y avisa al docente.</w:t>
             </w:r>
           </w:p>
         </w:tc>
@@ -5276,6 +5232,41 @@
               <w:pStyle w:val="Compact"/>
             </w:pPr>
             <w:r>
+              <w:t xml:space="preserve">«La sesion ya no es valida. Inicia sesion nuevamente.»</w:t>
+            </w:r>
+          </w:p>
+        </w:tc>
+        <w:tc>
+          <w:tcPr/>
+          <w:p>
+            <w:pPr>
+              <w:pStyle w:val="Compact"/>
+            </w:pPr>
+            <w:r>
+              <w:t xml:space="preserve">Tu sesión venció, o cerraste sesión («Salir») o entraste en otro navegador.</w:t>
+            </w:r>
+          </w:p>
+        </w:tc>
+        <w:tc>
+          <w:tcPr/>
+          <w:p>
+            <w:pPr>
+              <w:pStyle w:val="Compact"/>
+            </w:pPr>
+            <w:r>
+              <w:t xml:space="preserve">Entra de nuevo (1.2).</w:t>
+            </w:r>
+          </w:p>
+        </w:tc>
+      </w:tr>
+      <w:tr>
+        <w:tc>
+          <w:tcPr/>
+          <w:p>
+            <w:pPr>
+              <w:pStyle w:val="Compact"/>
+            </w:pPr>
+            <w:r>
               <w:t xml:space="preserve">«VS Code aun no publico contexto» o «Esperando extension VS Code».</w:t>
             </w:r>
           </w:p>
@@ -5639,7 +5630,7 @@
         <w:pStyle w:val="FirstParagraph"/>
       </w:pPr>
       <w:r>
-        <w:t xml:space="preserve">Nunca incluyas contraseñas, tokens de GitHub o Google, el código que copia «Copiar sesion», el código de</w:t>
+        <w:t xml:space="preserve">Nunca incluyas contraseñas, tokens de GitHub o Google, el código que copia «Copiar codigo para VS Code», el código de</w:t>
       </w:r>
       <w:r>
         <w:t xml:space="preserve"> </w:t>
@@ -6451,7 +6442,22 @@
         </w:numPr>
       </w:pPr>
       <w:r>
-        <w:t xml:space="preserve">Inicia sesión (1.2). El overlay muestra «Profesor» y la tarjeta «Politica aplicada».</w:t>
+        <w:t xml:space="preserve">Inicia sesión (1.2). El overlay muestra «Profesor» y la tarjeta «Politica aplicada». En</w:t>
+      </w:r>
+      <w:r>
+        <w:t xml:space="preserve"> </w:t>
+      </w:r>
+      <w:r>
+        <w:rPr>
+          <w:rStyle w:val="VerbatimChar"/>
+        </w:rPr>
+        <w:t xml:space="preserve">github.com</w:t>
+      </w:r>
+      <w:r>
+        <w:t xml:space="preserve"> </w:t>
+      </w:r>
+      <w:r>
+        <w:t xml:space="preserve">entras al panel, no al tour del estudiante: la acción recomendada es «Panel docente», con «Configuracion» y, en un repositorio, «Abrir en VS Code de este equipo».</w:t>
       </w:r>
     </w:p>
     <w:p>
@@ -6463,7 +6469,23 @@
         </w:numPr>
       </w:pPr>
       <w:r>
-        <w:t xml:space="preserve">Para ver lo que ve un estudiante en VS Code, haz el flujo de 1.4 con tu cuenta de GitHub y un repositorio público, o usa VS Code instalado: descarga la extensión con «Descargar extension de VS Code» en</w:t>
+        <w:t xml:space="preserve">Para ver lo que ve un estudiante en el editor en la nube, haz el flujo de 1.4 con una</w:t>
+      </w:r>
+      <w:r>
+        <w:t xml:space="preserve"> </w:t>
+      </w:r>
+      <w:r>
+        <w:rPr>
+          <w:b/>
+          <w:bCs/>
+        </w:rPr>
+        <w:t xml:space="preserve">cuenta de estudiante de prueba</w:t>
+      </w:r>
+      <w:r>
+        <w:t xml:space="preserve"> </w:t>
+      </w:r>
+      <w:r>
+        <w:t xml:space="preserve">(créala en el punto 6) y un repositorio público: con tu cuenta de docente el overlay no muestra el tour ni «Preparar mi editor». También puedes usar VS Code instalado: descarga la extensión con «Descargar extension de VS Code» en</w:t>
       </w:r>
       <w:r>
         <w:t xml:space="preserve"> </w:t>
@@ -6529,7 +6551,7 @@
         <w:t xml:space="preserve">vscode.dev</w:t>
       </w:r>
       <w:r>
-        <w:t xml:space="preserve">, «Copiar sesion» y luego «ADACEEN: Conectar» → «Tengo un código del navegador» (1.7).</w:t>
+        <w:t xml:space="preserve">, «Copiar codigo para VS Code» y luego «ADACEEN: Conectar» → «Tengo un código o sesión» (1.7).</w:t>
       </w:r>
     </w:p>
     <w:p>
@@ -6964,7 +6986,7 @@
               <w:pStyle w:val="Compact"/>
             </w:pPr>
             <w:r>
-              <w:t xml:space="preserve">Explicacion, Pista, Ejemplo parcial, Mini quiz</w:t>
+              <w:t xml:space="preserve">Explicacion, Pista, Ejemplo parcial (el mini quiz se habilita con «Permitir mini quiz»)</w:t>
             </w:r>
           </w:p>
         </w:tc>
@@ -7124,7 +7146,7 @@
               <w:pStyle w:val="Compact"/>
             </w:pPr>
             <w:r>
-              <w:t xml:space="preserve">Activa el mini quiz.</w:t>
+              <w:t xml:space="preserve">Activa el mini quiz y lo habilita como tipo de intervención (es una sola casilla para las dos cosas).</w:t>
             </w:r>
           </w:p>
         </w:tc>
@@ -7446,7 +7468,7 @@
               <w:pStyle w:val="Compact"/>
             </w:pPr>
             <w:r>
-              <w:t xml:space="preserve">VS Code pregunta antes de aplicar, aunque el estudiante tenga activada la aplicación automática.</w:t>
+              <w:t xml:space="preserve">VS Code pregunta antes de aplicar los cambios que borran código o tienen más de 5 líneas, los que se aplican solos y los reemplazos del overlay que no encuentra donde el estudiante los eligió; en un cambio corto, el clic del estudiante vale como confirmación.</w:t>
             </w:r>
           </w:p>
         </w:tc>
@@ -7709,19 +7731,7 @@
         </w:numPr>
       </w:pPr>
       <w:r>
-        <w:t xml:space="preserve">Deja marcados «Permitir mini quiz» y «Cuando yo lo lance a la clase».</w:t>
-      </w:r>
-    </w:p>
-    <w:p>
-      <w:pPr>
-        <w:pStyle w:val="Compact"/>
-        <w:numPr>
-          <w:ilvl w:val="0"/>
-          <w:numId w:val="1030"/>
-        </w:numPr>
-      </w:pPr>
-      <w:r>
-        <w:t xml:space="preserve">En Configuración, campo «Lanzar un quiz a la clase», escribe el tema (mínimo 3 letras, por ejemplo «encapsulamiento») y pulsa «Lanzar quiz». El modelo genera la pregunta con el material del curso; si no responde, la toma del banco validado.</w:t>
+        <w:t xml:space="preserve">En Configuración, campo «Lanzar un quiz a la clase», escribe el tema (mínimo 3 letras, por ejemplo «encapsulamiento») y pulsa «Lanzar quiz». El modelo genera la pregunta con el material del curso; si no responde, la toma del banco validado. No hace falta marcar nada antes: si «Permitir mini quiz» o «Cuando yo lo lance a la clase» estaban sin marcar, el servidor los activa y los guarda, las casillas quedan marcadas y la línea de estado empieza con el aviso («Quiz lanzado. Se activo …»). Si el mini quiz estaba apagado, «Tras aceptar una sugerencia» queda sin marcar.</w:t>
       </w:r>
     </w:p>
     <w:p>
@@ -8243,7 +8253,19 @@
         </w:numPr>
       </w:pPr>
       <w:r>
-        <w:t xml:space="preserve">Antes de la primera sesión, con todos tus estudiantes del piloto creados, pulsa «Asignar grupos A y B». El sistema los reparte al azar y en partes iguales; la línea de estado dice cuántos quedaron en cada grupo. Si pulsas otra vez, solo se asignan los estudiantes nuevos (al grupo más pequeño).</w:t>
+        <w:t xml:space="preserve">Al empezar el primer ejercicio, con todos tus estudiantes del piloto creados, pulsa «Iniciar bloque 1»: el grupo A trabaja con el tutor y el B sin él. Si todavía no hay grupos, ese mismo botón los asigna (al azar y en partes iguales, desde 2 estudiantes activos) y la línea de estado lo dice: «Grupos A y B asignados automaticamente al iniciar el bloque (</w:t>
+      </w:r>
+      <w:r>
+        <w:t xml:space="preserve"> </w:t>
+      </w:r>
+      <w:r>
+        <w:t xml:space="preserve">estudiantes; semilla:</w:t>
+      </w:r>
+      <w:r>
+        <w:t xml:space="preserve"> </w:t>
+      </w:r>
+      <w:r>
+        <w:t xml:space="preserve">).». Anota la semilla. «Asignar grupos A y B» es opcional: sirve para ver los grupos antes de empezar o para sumar estudiantes nuevos (van al grupo más pequeño; nadie cambia de grupo).</w:t>
       </w:r>
     </w:p>
     <w:p>
@@ -8255,7 +8277,7 @@
         </w:numPr>
       </w:pPr>
       <w:r>
-        <w:t xml:space="preserve">Al empezar el primer ejercicio pulsa «Iniciar bloque 1»: el grupo A trabaja con el tutor y el B sin él. Al empezar el segundo ejercicio pulsa «Iniciar bloque 2»: al revés.</w:t>
+        <w:t xml:space="preserve">Al empezar el segundo ejercicio pulsa «Iniciar bloque 2»: al revés.</w:t>
       </w:r>
     </w:p>
     <w:p>
@@ -8666,7 +8688,7 @@
               <w:pStyle w:val="Compact"/>
             </w:pPr>
             <w:r>
-              <w:t xml:space="preserve">Al pulsar «Continuar con Google»; Calendar, al pulsar «Sincronizar agenda» o «Sincronizar Calendar».</w:t>
+              <w:t xml:space="preserve">Al pulsar «Continuar con Google»; Calendar, al pulsar «Sincronizar agenda».</w:t>
             </w:r>
           </w:p>
         </w:tc>
@@ -8868,6 +8890,45 @@
         </w:numPr>
       </w:pPr>
       <w:r>
+        <w:t xml:space="preserve">Privacidad: la versión de la política que aceptaste y la fecha de la primera aceptación (tabla</w:t>
+      </w:r>
+      <w:r>
+        <w:t xml:space="preserve"> </w:t>
+      </w:r>
+      <w:r>
+        <w:rPr>
+          <w:rStyle w:val="VerbatimChar"/>
+        </w:rPr>
+        <w:t xml:space="preserve">user_privacy_acceptances</w:t>
+      </w:r>
+      <w:r>
+        <w:t xml:space="preserve">), para no volver a preguntarla en otro navegador.</w:t>
+      </w:r>
+      <w:r>
+        <w:t xml:space="preserve"> </w:t>
+      </w:r>
+      <w:r>
+        <w:rPr>
+          <w:rStyle w:val="VerbatimChar"/>
+        </w:rPr>
+        <w:t xml:space="preserve">npm run piloto:retiro</w:t>
+      </w:r>
+      <w:r>
+        <w:t xml:space="preserve"> </w:t>
+      </w:r>
+      <w:r>
+        <w:t xml:space="preserve">la borra con el resto de tus datos.</w:t>
+      </w:r>
+    </w:p>
+    <w:p>
+      <w:pPr>
+        <w:pStyle w:val="Compact"/>
+        <w:numPr>
+          <w:ilvl w:val="0"/>
+          <w:numId w:val="1034"/>
+        </w:numPr>
+      </w:pPr>
+      <w:r>
         <w:t xml:space="preserve">Sesiones de VS Code: cada conexión crea una sesión de tipo editor que vence a los 30 días; el servidor deja activas como mucho 10 por persona. Los códigos</w:t>
       </w:r>
       <w:r>
@@ -8940,7 +9001,16 @@
         <w:t xml:space="preserve">ws-&lt;tu-usuario&gt;</w:t>
       </w:r>
       <w:r>
-        <w:t xml:space="preserve">; se conserva al pulsar «Salir», a propósito, para ofrecer «Abrir mi editor» al volver, y solo se borra al quitar la extensión: en un equipo compartido queda en ese navegador) y, mientras dura la espera, el código de GitHub del editor (</w:t>
+        <w:t xml:space="preserve">; se conserva al pulsar «Salir», a propósito, para ofrecer «Abrir mi editor» al volver, y solo se borra al quitar la extensión: en un equipo compartido queda en ese navegador) la última elección de editor (</w:t>
+      </w:r>
+      <w:r>
+        <w:rPr>
+          <w:rStyle w:val="VerbatimChar"/>
+        </w:rPr>
+        <w:t xml:space="preserve">adaceenEditorChoiceByUser</w:t>
+      </w:r>
+      <w:r>
+        <w:t xml:space="preserve">: VS Code de este equipo o editor en la nube) y, mientras dura la espera, el código de GitHub del editor (</w:t>
       </w:r>
       <w:r>
         <w:rPr>
@@ -9649,7 +9719,7 @@
         <w:t xml:space="preserve">/empezar</w:t>
       </w:r>
       <w:r>
-        <w:t xml:space="preserve">.</w:t>
+        <w:t xml:space="preserve">; desde la 0.7.12, la entrada con el icono sin «Empezar», que otro navegador no vuelva a pedir «Aceptar y continuar» y ofrezca «Abrir mi editor», y (con Codespaces) que la GitHub App se detecte sola al cerrar su pestaña.</w:t>
       </w:r>
     </w:p>
     <w:p>
